--- a/04-实施战略/02-详细计划/05-阶段5-卓越与持续(36月+).docx
+++ b/04-实施战略/02-详细计划/05-阶段5-卓越与持续(36月+).docx
@@ -66,7 +66,7 @@
           <w:i w:val="0"/>
           <w:sz w:val="22"/>
         </w:rPr>
-        <w:t>实现精益成熟度L5水平，成为紧固件行业精益制造标杆，建立自驱改善的永续文化机制。</w:t>
+        <w:t>实现精益成熟度L5水平，成为制造业精益制造标杆，建立自驱改善的永续文化机制。</w:t>
       </w:r>
     </w:p>
     <w:p>
@@ -1796,7 +1796,9 @@
             <w:tcW w:type="dxa" w:w="4150"/>
           </w:tcPr>
           <w:p>
-            <w:r/>
+            <w:r>
+              <w:t>选择产品或类似制造行业的精益标杆</w:t>
+            </w:r>
             <w:r>
               <w:rPr>
                 <w:rFonts w:ascii="SimSun" w:hAnsi="SimSun"/>
@@ -1804,7 +1806,6 @@
                 <w:i w:val="0"/>
                 <w:sz w:val="20"/>
               </w:rPr>
-              <w:t>选择紧固件或类似制造行业的精益标杆</w:t>
             </w:r>
           </w:p>
         </w:tc>
@@ -3251,7 +3252,9 @@
             <w:shd w:fill="EDF2F9" w:val="clear"/>
           </w:tcPr>
           <w:p>
-            <w:r/>
+            <w:r>
+              <w:t>制造业协会评选</w:t>
+            </w:r>
             <w:r>
               <w:rPr>
                 <w:rFonts w:ascii="SimSun" w:hAnsi="SimSun"/>
@@ -3259,7 +3262,6 @@
                 <w:i w:val="0"/>
                 <w:sz w:val="20"/>
               </w:rPr>
-              <w:t>紧固件行业协会评选</w:t>
             </w:r>
           </w:p>
         </w:tc>
